--- a/docs/方案-基层社区慢病三级管理体系.docx
+++ b/docs/方案-基层社区慢病三级管理体系.docx
@@ -993,7 +993,7 @@
               <w:jc w:val="left"/>
             </w:pPr>
             <w:r>
-              <w:t xml:space="preserve">居家盆底康复训练器（家用型）</w:t>
+              <w:t xml:space="preserve">盆底康复治疗仪（居家可用）</w:t>
             </w:r>
           </w:p>
         </w:tc>
@@ -1024,7 +1024,7 @@
               <w:t xml:space="preserve">含在服务费内</w:t>
             </w:r>
             <w:r>
-              <w:t xml:space="preserve">，患者借用/租赁，循环使用</w:t>
+              <w:t xml:space="preserve">，患者携带回家使用，循环利用</w:t>
             </w:r>
           </w:p>
         </w:tc>
@@ -1251,7 +1251,7 @@
         <w:rPr>
           <w:rStyle w:val="VerbatimChar"/>
         </w:rPr>
-        <w:t xml:space="preserve">③ 居家康复执行（物理康复设备+远程指导）</w:t>
+        <w:t xml:space="preserve">③ 居家康复执行（超声电治疗康复设备+远程指导）</w:t>
       </w:r>
       <w:r>
         <w:br/>
@@ -1629,7 +1629,7 @@
               <w:jc w:val="left"/>
             </w:pPr>
             <w:r>
-              <w:t xml:space="preserve">居家心脏康复训练设备</w:t>
+              <w:t xml:space="preserve">超声电治疗康复设备（居家可用）</w:t>
             </w:r>
           </w:p>
         </w:tc>
@@ -1660,7 +1660,7 @@
               <w:t xml:space="preserve">含在服务费内</w:t>
             </w:r>
             <w:r>
-              <w:t xml:space="preserve">，患者租赁使用，循环利用</w:t>
+              <w:t xml:space="preserve">，患者携带回家使用，循环利用</w:t>
             </w:r>
           </w:p>
         </w:tc>

--- a/docs/方案-基层社区慢病三级管理体系.docx
+++ b/docs/方案-基层社区慢病三级管理体系.docx
@@ -420,7 +420,7 @@
         <w:rPr>
           <w:rStyle w:val="VerbatimChar"/>
         </w:rPr>
-        <w:t xml:space="preserve">   │  筛查评估   │  ← 圆爱康携带设备+人员进社区</w:t>
+        <w:t xml:space="preserve">   │  筛查评估   │  ← 社区医护操作，圆爱康提供设备+系统支持</w:t>
       </w:r>
       <w:r>
         <w:br/>
@@ -693,7 +693,7 @@
         <w:rPr>
           <w:rStyle w:val="VerbatimChar"/>
         </w:rPr>
-        <w:t xml:space="preserve">      ↓ 圆爱康携带表面肌电评估仪进社区</w:t>
+        <w:t xml:space="preserve">      ↓ 社区医护操作表面肌电评估仪（设备由圆爱康提供）</w:t>
       </w:r>
       <w:r>
         <w:br/>
@@ -1057,7 +1057,7 @@
         <w:pStyle w:val="Compact"/>
       </w:pPr>
       <w:r>
-        <w:t xml:space="preserve">社区/产后筛查日运营执行</w:t>
+        <w:t xml:space="preserve">社区/产后筛查日运营支持（设备提供+系统支持+远程指导）</w:t>
       </w:r>
     </w:p>
     <w:p>
@@ -2457,7 +2457,7 @@
               <w:jc w:val="left"/>
             </w:pPr>
             <w:r>
-              <w:t xml:space="preserve">圆爱康自带评估设备+人员进社区做筛查，居家康复设备含在服务费内</w:t>
+              <w:t xml:space="preserve">圆爱康提供评估设备+居家康复设备（含在服务费内），社区医护操作</w:t>
             </w:r>
           </w:p>
         </w:tc>

--- a/docs/方案-基层社区慢病三级管理体系.docx
+++ b/docs/方案-基层社区慢病三级管理体系.docx
@@ -20,7 +20,7 @@
           <w:bCs/>
           <w:b/>
         </w:rPr>
-        <w:t xml:space="preserve">编制单位：圆爱康健康科技（第三方服务机构）</w:t>
+        <w:t xml:space="preserve">编制单位：广州圆爱康生物科技有限公司（第三方服务机构）</w:t>
       </w:r>
     </w:p>
     <w:p>
@@ -3419,7 +3419,7 @@
         <w:pStyle w:val="FirstParagraph"/>
       </w:pPr>
       <w:r>
-        <w:t xml:space="preserve">圆爱康健康科技是专注于居家康复领域的第三方服务机构，具备：</w:t>
+        <w:t xml:space="preserve">广州圆爱康生物科技有限公司是专注于居家康复领域的第三方服务机构，具备：</w:t>
       </w:r>
     </w:p>
     <w:p>
@@ -3575,7 +3575,7 @@
           <w:iCs/>
           <w:i/>
         </w:rPr>
-        <w:t xml:space="preserve">编制单位：圆爱康健康科技</w:t>
+        <w:t xml:space="preserve">编制单位：广州圆爱康生物科技有限公司</w:t>
       </w:r>
       <w:r>
         <w:t xml:space="preserve"> </w:t>

--- a/docs/方案-基层社区慢病三级管理体系.docx
+++ b/docs/方案-基层社区慢病三级管理体系.docx
@@ -1336,7 +1336,7 @@
         <w:rPr>
           <w:rStyle w:val="VerbatimChar"/>
         </w:rPr>
-        <w:t xml:space="preserve">149|① 医院评估确诊（心超/心肺运动试验/冠脉CTA等）    150|      ↓ 医生开具居家康复处方    151|② 患者转诊至圆爱康居家康复体系    152|      ↓ 签约 → 领取设备    153|③ 居家康复执行（超声电治疗康复设备+远程指导）    154|      ↓ 每周1-2次康复训练，数据回传    155|④ 定期复评（回医院或社区）    156|      ↓    157|⑤ 康复周期结束 → 效果评估    158|</w:t>
+        <w:t xml:space="preserve">149|① 医院评估确诊（心超/心肺运动试验/冠脉CTA等）    150|      ↓ 医生开具居家康复处方    151|② 患者转诊至圆爱康居家康复体系    152|      ↓ 签约 → 领取设备 ③ 居家康复执行（超声电治疗康复设备+远程指导）       ↓ 每周按方案使用设备治疗，数据回传    155|④ 定期复评（回医院或社区）    156|      ↓    157|⑤ 康复周期结束 → 效果评估    158|</w:t>
       </w:r>
       <w:r>
         <w:t xml:space="preserve"> </w:t>
@@ -1595,7 +1595,7 @@
         <w:t xml:space="preserve"> </w:t>
       </w:r>
       <w:r>
-        <w:t xml:space="preserve">176|- 远程康复训练方案（运动处方）</w:t>
+        <w:t xml:space="preserve">176|- 远程康复治疗方案（超声电刺激治疗）</w:t>
       </w:r>
       <w:r>
         <w:t xml:space="preserve"> </w:t>

--- a/docs/方案-基层社区慢病三级管理体系.docx
+++ b/docs/方案-基层社区慢病三级管理体系.docx
@@ -28,7 +28,7 @@
         <w:rPr>
           <w:rStyle w:val="VerbatimChar"/>
         </w:rPr>
-        <w:t xml:space="preserve"> 3|**编制单位：广州圆爱康生物科技有限公司（第三方服务机构）**</w:t>
+        <w:t xml:space="preserve"> 3|- **编制单位：** 广州圆爱康生物科技有限公司（第三方服务机构）</w:t>
       </w:r>
       <w:r>
         <w:br/>
